--- a/Submission/ITU-CS-464-LAB-03-BSSE23036.docx
+++ b/Submission/ITU-CS-464-LAB-03-BSSE23036.docx
@@ -890,6 +890,41 @@
       <w:r>
         <w:t xml:space="preserve"> The linear Spawn-to-Exit route ensures new players will not get lost, while turning into the perpendicular treasure rooms introduces navigational risk.</w:t>
       </w:r>
+    </w:p>
+    <w:p>
+      <w:pPr>
+        <w:pStyle w:val="Heading1"/>
+        <w:spacing w:line="276" w:lineRule="auto"/>
+      </w:pPr>
+      <w:r>
+        <w:t>Video</w:t>
+      </w:r>
+    </w:p>
+    <w:p>
+      <w:r>
+        <w:t xml:space="preserve">Walkthrough video is added in the </w:t>
+      </w:r>
+      <w:r>
+        <w:rPr>
+          <w:i/>
+          <w:iCs/>
+        </w:rPr>
+        <w:t>Submission</w:t>
+      </w:r>
+      <w:r>
+        <w:t xml:space="preserve"> folder</w:t>
+      </w:r>
+      <w:r>
+        <w:t xml:space="preserve"> of the repository</w:t>
+      </w:r>
+      <w:r>
+        <w:t>.</w:t>
+      </w:r>
+    </w:p>
+    <w:p>
+      <w:pPr>
+        <w:spacing w:line="276" w:lineRule="auto"/>
+      </w:pPr>
     </w:p>
     <w:sectPr>
       <w:footerReference w:type="default" r:id="rId13"/>
